--- a/CV_Emmanuel (2026).docx
+++ b/CV_Emmanuel (2026).docx
@@ -29,19 +29,56 @@
         </w:rPr>
         <w:t>Brumunddal</w:t>
       </w:r>
-    </w:p>
-    <w:p>
-      <w:pPr>
-        <w:spacing w:before="240"/>
+      <w:r>
         <w:rPr>
           <w:rFonts w:ascii="Calibri" w:hAnsi="Calibri" w:cs="Calibri"/>
         </w:rPr>
-      </w:pPr>
-      <w:r>
+        <w:t>, 2386</w:t>
+      </w:r>
+    </w:p>
+    <w:p>
+      <w:pPr>
+        <w:spacing w:before="240"/>
         <w:rPr>
           <w:rFonts w:ascii="Calibri" w:hAnsi="Calibri" w:cs="Calibri"/>
         </w:rPr>
-        <w:t>emmanuelbirasa07@gmail.com</w:t>
+      </w:pPr>
+      <w:hyperlink r:id="rId8" w:history="1">
+        <w:r>
+          <w:rPr>
+            <w:rStyle w:val="Hyperkobling"/>
+            <w:rFonts w:ascii="Calibri" w:hAnsi="Calibri" w:cs="Calibri"/>
+          </w:rPr>
+          <w:t>emmanuelbirasa07@gmail.com</w:t>
+        </w:r>
+      </w:hyperlink>
+    </w:p>
+    <w:p>
+      <w:pPr>
+        <w:spacing w:before="240"/>
+        <w:rPr>
+          <w:rFonts w:ascii="Calibri" w:hAnsi="Calibri" w:cs="Calibri"/>
+        </w:rPr>
+      </w:pPr>
+      <w:r>
+        <w:rPr>
+          <w:rFonts w:ascii="Calibri" w:hAnsi="Calibri" w:cs="Calibri"/>
+        </w:rPr>
+        <w:t>04.07.2003</w:t>
+      </w:r>
+    </w:p>
+    <w:p>
+      <w:pPr>
+        <w:spacing w:before="240"/>
+        <w:rPr>
+          <w:rFonts w:ascii="Calibri" w:hAnsi="Calibri" w:cs="Calibri"/>
+        </w:rPr>
+      </w:pPr>
+      <w:r>
+        <w:rPr>
+          <w:rFonts w:ascii="Calibri" w:hAnsi="Calibri" w:cs="Calibri"/>
+        </w:rPr>
+        <w:t>Røyslivegen 54</w:t>
       </w:r>
     </w:p>
     <w:p>
@@ -83,6 +120,11 @@
     </w:p>
     <w:p>
       <w:pPr>
+        <w:pStyle w:val="Listeavsnitt"/>
+        <w:numPr>
+          <w:ilvl w:val="0"/>
+          <w:numId w:val="5"/>
+        </w:numPr>
         <w:spacing w:before="240"/>
         <w:rPr>
           <w:rFonts w:ascii="Calibri" w:hAnsi="Calibri" w:cs="Calibri"/>
@@ -106,6 +148,11 @@
     </w:p>
     <w:p>
       <w:pPr>
+        <w:pStyle w:val="Listeavsnitt"/>
+        <w:numPr>
+          <w:ilvl w:val="0"/>
+          <w:numId w:val="5"/>
+        </w:numPr>
         <w:spacing w:before="240"/>
         <w:rPr>
           <w:rFonts w:ascii="Calibri" w:hAnsi="Calibri" w:cs="Calibri"/>
@@ -120,6 +167,11 @@
     </w:p>
     <w:p>
       <w:pPr>
+        <w:pStyle w:val="Listeavsnitt"/>
+        <w:numPr>
+          <w:ilvl w:val="0"/>
+          <w:numId w:val="5"/>
+        </w:numPr>
         <w:spacing w:before="240"/>
         <w:rPr>
           <w:rFonts w:ascii="Calibri" w:hAnsi="Calibri" w:cs="Calibri"/>
@@ -134,6 +186,11 @@
     </w:p>
     <w:p>
       <w:pPr>
+        <w:pStyle w:val="Listeavsnitt"/>
+        <w:numPr>
+          <w:ilvl w:val="0"/>
+          <w:numId w:val="5"/>
+        </w:numPr>
         <w:spacing w:before="240"/>
         <w:rPr>
           <w:rFonts w:ascii="Calibri" w:hAnsi="Calibri" w:cs="Calibri"/>
@@ -157,6 +214,11 @@
     </w:p>
     <w:p>
       <w:pPr>
+        <w:pStyle w:val="Listeavsnitt"/>
+        <w:numPr>
+          <w:ilvl w:val="0"/>
+          <w:numId w:val="6"/>
+        </w:numPr>
         <w:spacing w:before="240"/>
       </w:pPr>
       <w:r>
@@ -165,6 +227,11 @@
     </w:p>
     <w:p>
       <w:pPr>
+        <w:pStyle w:val="Listeavsnitt"/>
+        <w:numPr>
+          <w:ilvl w:val="0"/>
+          <w:numId w:val="6"/>
+        </w:numPr>
         <w:spacing w:before="240"/>
       </w:pPr>
       <w:r>
@@ -173,14 +240,30 @@
     </w:p>
     <w:p>
       <w:pPr>
-        <w:spacing w:before="240"/>
-      </w:pPr>
-      <w:r>
-        <w:t>Drift av lyd- og lysutstyr under arrangementer</w:t>
-      </w:r>
-    </w:p>
-    <w:p>
-      <w:pPr>
+        <w:pStyle w:val="Listeavsnitt"/>
+        <w:numPr>
+          <w:ilvl w:val="0"/>
+          <w:numId w:val="6"/>
+        </w:numPr>
+        <w:spacing w:before="240"/>
+      </w:pPr>
+      <w:r>
+        <w:t>Drift av lyd</w:t>
+      </w:r>
+      <w:r>
+        <w:t xml:space="preserve"> </w:t>
+      </w:r>
+      <w:r>
+        <w:t>og lysutstyr under arrangementer</w:t>
+      </w:r>
+    </w:p>
+    <w:p>
+      <w:pPr>
+        <w:pStyle w:val="Listeavsnitt"/>
+        <w:numPr>
+          <w:ilvl w:val="0"/>
+          <w:numId w:val="6"/>
+        </w:numPr>
         <w:spacing w:before="240"/>
       </w:pPr>
       <w:r>
@@ -189,6 +272,11 @@
     </w:p>
     <w:p>
       <w:pPr>
+        <w:pStyle w:val="Listeavsnitt"/>
+        <w:numPr>
+          <w:ilvl w:val="0"/>
+          <w:numId w:val="6"/>
+        </w:numPr>
         <w:spacing w:before="240"/>
       </w:pPr>
       <w:r>
@@ -197,6 +285,11 @@
     </w:p>
     <w:p>
       <w:pPr>
+        <w:pStyle w:val="Listeavsnitt"/>
+        <w:numPr>
+          <w:ilvl w:val="0"/>
+          <w:numId w:val="6"/>
+        </w:numPr>
         <w:spacing w:before="240"/>
       </w:pPr>
       <w:r>
@@ -205,6 +298,11 @@
     </w:p>
     <w:p>
       <w:pPr>
+        <w:pStyle w:val="Listeavsnitt"/>
+        <w:numPr>
+          <w:ilvl w:val="0"/>
+          <w:numId w:val="6"/>
+        </w:numPr>
         <w:spacing w:before="240"/>
       </w:pPr>
       <w:r>
@@ -214,6 +312,11 @@
     </w:p>
     <w:p>
       <w:pPr>
+        <w:pStyle w:val="Listeavsnitt"/>
+        <w:numPr>
+          <w:ilvl w:val="0"/>
+          <w:numId w:val="6"/>
+        </w:numPr>
         <w:spacing w:before="240"/>
       </w:pPr>
       <w:r>
@@ -222,6 +325,11 @@
     </w:p>
     <w:p>
       <w:pPr>
+        <w:pStyle w:val="Listeavsnitt"/>
+        <w:numPr>
+          <w:ilvl w:val="0"/>
+          <w:numId w:val="6"/>
+        </w:numPr>
         <w:spacing w:before="240"/>
       </w:pPr>
       <w:r>
@@ -239,6 +347,11 @@
     </w:p>
     <w:p>
       <w:pPr>
+        <w:pStyle w:val="Listeavsnitt"/>
+        <w:numPr>
+          <w:ilvl w:val="0"/>
+          <w:numId w:val="7"/>
+        </w:numPr>
         <w:spacing w:before="240"/>
       </w:pPr>
       <w:r>
@@ -247,6 +360,11 @@
     </w:p>
     <w:p>
       <w:pPr>
+        <w:pStyle w:val="Listeavsnitt"/>
+        <w:numPr>
+          <w:ilvl w:val="0"/>
+          <w:numId w:val="7"/>
+        </w:numPr>
         <w:spacing w:before="240"/>
       </w:pPr>
       <w:r>
@@ -255,14 +373,30 @@
     </w:p>
     <w:p>
       <w:pPr>
-        <w:spacing w:before="240"/>
-      </w:pPr>
-      <w:r>
-        <w:t>Operativsystem-administrasjon</w:t>
-      </w:r>
-    </w:p>
-    <w:p>
-      <w:pPr>
+        <w:pStyle w:val="Listeavsnitt"/>
+        <w:numPr>
+          <w:ilvl w:val="0"/>
+          <w:numId w:val="7"/>
+        </w:numPr>
+        <w:spacing w:before="240"/>
+      </w:pPr>
+      <w:r>
+        <w:t>Operativsystem</w:t>
+      </w:r>
+      <w:r>
+        <w:t xml:space="preserve"> </w:t>
+      </w:r>
+      <w:r>
+        <w:t>administrasjon</w:t>
+      </w:r>
+    </w:p>
+    <w:p>
+      <w:pPr>
+        <w:pStyle w:val="Listeavsnitt"/>
+        <w:numPr>
+          <w:ilvl w:val="0"/>
+          <w:numId w:val="7"/>
+        </w:numPr>
         <w:spacing w:before="240"/>
       </w:pPr>
       <w:r>
@@ -271,6 +405,11 @@
     </w:p>
     <w:p>
       <w:pPr>
+        <w:pStyle w:val="Listeavsnitt"/>
+        <w:numPr>
+          <w:ilvl w:val="0"/>
+          <w:numId w:val="7"/>
+        </w:numPr>
         <w:spacing w:before="240"/>
       </w:pPr>
       <w:r>
@@ -279,11 +418,21 @@
     </w:p>
     <w:p>
       <w:pPr>
-        <w:spacing w:before="240"/>
-      </w:pPr>
-      <w:r>
-        <w:t>Lyd- og lysteknikk</w:t>
-      </w:r>
+        <w:pStyle w:val="Listeavsnitt"/>
+        <w:numPr>
+          <w:ilvl w:val="0"/>
+          <w:numId w:val="7"/>
+        </w:numPr>
+        <w:spacing w:before="240"/>
+      </w:pPr>
+      <w:r>
+        <w:t xml:space="preserve">Lyd og </w:t>
+      </w:r>
+      <w:proofErr w:type="spellStart"/>
+      <w:r>
+        <w:t>lysteknikk</w:t>
+      </w:r>
+      <w:proofErr w:type="spellEnd"/>
     </w:p>
     <w:p>
       <w:pPr>
@@ -296,6 +445,11 @@
     </w:p>
     <w:p>
       <w:pPr>
+        <w:pStyle w:val="Listeavsnitt"/>
+        <w:numPr>
+          <w:ilvl w:val="0"/>
+          <w:numId w:val="8"/>
+        </w:numPr>
         <w:spacing w:before="240"/>
       </w:pPr>
       <w:r>
@@ -304,6 +458,11 @@
     </w:p>
     <w:p>
       <w:pPr>
+        <w:pStyle w:val="Listeavsnitt"/>
+        <w:numPr>
+          <w:ilvl w:val="0"/>
+          <w:numId w:val="8"/>
+        </w:numPr>
         <w:spacing w:before="240"/>
       </w:pPr>
       <w:r>
@@ -312,6 +471,11 @@
     </w:p>
     <w:p>
       <w:pPr>
+        <w:pStyle w:val="Listeavsnitt"/>
+        <w:numPr>
+          <w:ilvl w:val="0"/>
+          <w:numId w:val="8"/>
+        </w:numPr>
         <w:spacing w:before="240"/>
       </w:pPr>
       <w:r>
@@ -320,25 +484,60 @@
     </w:p>
     <w:p>
       <w:pPr>
-        <w:spacing w:before="240"/>
-      </w:pPr>
-    </w:p>
-    <w:p>
-      <w:pPr>
         <w:pStyle w:val="Overskrift1"/>
-        <w:spacing w:before="240"/>
-      </w:pPr>
-      <w:r>
-        <w:t>ANNEN ERFARING &amp; FRIVILLIG ARBEID</w:t>
-      </w:r>
-    </w:p>
-    <w:p>
-      <w:pPr>
-        <w:spacing w:before="240"/>
-      </w:pPr>
-    </w:p>
-    <w:p>
-      <w:pPr>
+      </w:pPr>
+      <w:r>
+        <w:t>FRIVILLIG ARBEID</w:t>
+      </w:r>
+    </w:p>
+    <w:p>
+      <w:pPr>
+        <w:pStyle w:val="Listeavsnitt"/>
+        <w:numPr>
+          <w:ilvl w:val="0"/>
+          <w:numId w:val="9"/>
+        </w:numPr>
+        <w:spacing w:before="240"/>
+      </w:pPr>
+      <w:r>
+        <w:t>Plenklipping for nabo</w:t>
+      </w:r>
+    </w:p>
+    <w:p>
+      <w:pPr>
+        <w:pStyle w:val="Listeavsnitt"/>
+        <w:numPr>
+          <w:ilvl w:val="0"/>
+          <w:numId w:val="9"/>
+        </w:numPr>
+        <w:spacing w:before="240"/>
+      </w:pPr>
+      <w:r>
+        <w:t>Møkke sno for nabo</w:t>
+      </w:r>
+    </w:p>
+    <w:p>
+      <w:pPr>
+        <w:pStyle w:val="Listeavsnitt"/>
+        <w:spacing w:before="240"/>
+      </w:pPr>
+    </w:p>
+    <w:p>
+      <w:pPr>
+        <w:pStyle w:val="Overskrift1"/>
+        <w:spacing w:before="240"/>
+      </w:pPr>
+      <w:r>
+        <w:t xml:space="preserve">ANNEN ERFARING </w:t>
+      </w:r>
+    </w:p>
+    <w:p>
+      <w:pPr>
+        <w:pStyle w:val="Listeavsnitt"/>
+        <w:numPr>
+          <w:ilvl w:val="0"/>
+          <w:numId w:val="9"/>
+        </w:numPr>
         <w:spacing w:before="240"/>
       </w:pPr>
       <w:r>
@@ -347,22 +546,51 @@
     </w:p>
     <w:p>
       <w:pPr>
-        <w:spacing w:before="240"/>
-      </w:pPr>
-      <w:r>
-        <w:t>Plenklipping for naboer (frivillig arbeid)</w:t>
-      </w:r>
-    </w:p>
-    <w:p>
-      <w:pPr>
-        <w:spacing w:before="240"/>
-      </w:pPr>
-      <w:r>
-        <w:lastRenderedPageBreak/>
+        <w:pStyle w:val="Listeavsnitt"/>
+        <w:numPr>
+          <w:ilvl w:val="0"/>
+          <w:numId w:val="9"/>
+        </w:numPr>
+        <w:spacing w:before="240"/>
+      </w:pPr>
+      <w:r>
         <w:t>Dugnad (2024–2025)</w:t>
       </w:r>
     </w:p>
-    <w:p/>
+    <w:p>
+      <w:pPr>
+        <w:pStyle w:val="Listeavsnitt"/>
+        <w:numPr>
+          <w:ilvl w:val="0"/>
+          <w:numId w:val="9"/>
+        </w:numPr>
+        <w:spacing w:before="240"/>
+      </w:pPr>
+      <w:r>
+        <w:t>Jobbet hos Kiwi Mini pris (2024</w:t>
+      </w:r>
+      <w:proofErr w:type="gramStart"/>
+      <w:r>
+        <w:t>),(</w:t>
+      </w:r>
+      <w:proofErr w:type="gramEnd"/>
+      <w:r>
+        <w:t>praksis)</w:t>
+      </w:r>
+    </w:p>
+    <w:p>
+      <w:pPr>
+        <w:pStyle w:val="Listeavsnitt"/>
+        <w:numPr>
+          <w:ilvl w:val="0"/>
+          <w:numId w:val="9"/>
+        </w:numPr>
+        <w:spacing w:before="240"/>
+      </w:pPr>
+      <w:r>
+        <w:t>Jobbet i Eurospar Mølla på en skole prøve uke.</w:t>
+      </w:r>
+    </w:p>
     <w:sectPr>
       <w:pgSz w:w="11906" w:h="16838"/>
       <w:pgMar w:top="1417" w:right="1417" w:bottom="1417" w:left="1417" w:header="708" w:footer="708" w:gutter="0"/>
@@ -765,9 +993,574 @@
     </w:lvl>
   </w:abstractNum>
   <w:abstractNum w:abstractNumId="3" w15:restartNumberingAfterBreak="0">
+    <w:nsid w:val="188E2A92"/>
+    <w:multiLevelType w:val="hybridMultilevel"/>
+    <w:tmpl w:val="AD123108"/>
+    <w:lvl w:ilvl="0" w:tplc="04140001">
+      <w:start w:val="1"/>
+      <w:numFmt w:val="bullet"/>
+      <w:lvlText w:val=""/>
+      <w:lvlJc w:val="left"/>
+      <w:pPr>
+        <w:ind w:left="720" w:hanging="360"/>
+      </w:pPr>
+      <w:rPr>
+        <w:rFonts w:ascii="Symbol" w:hAnsi="Symbol" w:hint="default"/>
+      </w:rPr>
+    </w:lvl>
+    <w:lvl w:ilvl="1" w:tplc="04140003" w:tentative="1">
+      <w:start w:val="1"/>
+      <w:numFmt w:val="bullet"/>
+      <w:lvlText w:val="o"/>
+      <w:lvlJc w:val="left"/>
+      <w:pPr>
+        <w:ind w:left="1440" w:hanging="360"/>
+      </w:pPr>
+      <w:rPr>
+        <w:rFonts w:ascii="Courier New" w:hAnsi="Courier New" w:cs="Courier New" w:hint="default"/>
+      </w:rPr>
+    </w:lvl>
+    <w:lvl w:ilvl="2" w:tplc="04140005" w:tentative="1">
+      <w:start w:val="1"/>
+      <w:numFmt w:val="bullet"/>
+      <w:lvlText w:val=""/>
+      <w:lvlJc w:val="left"/>
+      <w:pPr>
+        <w:ind w:left="2160" w:hanging="360"/>
+      </w:pPr>
+      <w:rPr>
+        <w:rFonts w:ascii="Wingdings" w:hAnsi="Wingdings" w:hint="default"/>
+      </w:rPr>
+    </w:lvl>
+    <w:lvl w:ilvl="3" w:tplc="04140001" w:tentative="1">
+      <w:start w:val="1"/>
+      <w:numFmt w:val="bullet"/>
+      <w:lvlText w:val=""/>
+      <w:lvlJc w:val="left"/>
+      <w:pPr>
+        <w:ind w:left="2880" w:hanging="360"/>
+      </w:pPr>
+      <w:rPr>
+        <w:rFonts w:ascii="Symbol" w:hAnsi="Symbol" w:hint="default"/>
+      </w:rPr>
+    </w:lvl>
+    <w:lvl w:ilvl="4" w:tplc="04140003" w:tentative="1">
+      <w:start w:val="1"/>
+      <w:numFmt w:val="bullet"/>
+      <w:lvlText w:val="o"/>
+      <w:lvlJc w:val="left"/>
+      <w:pPr>
+        <w:ind w:left="3600" w:hanging="360"/>
+      </w:pPr>
+      <w:rPr>
+        <w:rFonts w:ascii="Courier New" w:hAnsi="Courier New" w:cs="Courier New" w:hint="default"/>
+      </w:rPr>
+    </w:lvl>
+    <w:lvl w:ilvl="5" w:tplc="04140005" w:tentative="1">
+      <w:start w:val="1"/>
+      <w:numFmt w:val="bullet"/>
+      <w:lvlText w:val=""/>
+      <w:lvlJc w:val="left"/>
+      <w:pPr>
+        <w:ind w:left="4320" w:hanging="360"/>
+      </w:pPr>
+      <w:rPr>
+        <w:rFonts w:ascii="Wingdings" w:hAnsi="Wingdings" w:hint="default"/>
+      </w:rPr>
+    </w:lvl>
+    <w:lvl w:ilvl="6" w:tplc="04140001" w:tentative="1">
+      <w:start w:val="1"/>
+      <w:numFmt w:val="bullet"/>
+      <w:lvlText w:val=""/>
+      <w:lvlJc w:val="left"/>
+      <w:pPr>
+        <w:ind w:left="5040" w:hanging="360"/>
+      </w:pPr>
+      <w:rPr>
+        <w:rFonts w:ascii="Symbol" w:hAnsi="Symbol" w:hint="default"/>
+      </w:rPr>
+    </w:lvl>
+    <w:lvl w:ilvl="7" w:tplc="04140003" w:tentative="1">
+      <w:start w:val="1"/>
+      <w:numFmt w:val="bullet"/>
+      <w:lvlText w:val="o"/>
+      <w:lvlJc w:val="left"/>
+      <w:pPr>
+        <w:ind w:left="5760" w:hanging="360"/>
+      </w:pPr>
+      <w:rPr>
+        <w:rFonts w:ascii="Courier New" w:hAnsi="Courier New" w:cs="Courier New" w:hint="default"/>
+      </w:rPr>
+    </w:lvl>
+    <w:lvl w:ilvl="8" w:tplc="04140005" w:tentative="1">
+      <w:start w:val="1"/>
+      <w:numFmt w:val="bullet"/>
+      <w:lvlText w:val=""/>
+      <w:lvlJc w:val="left"/>
+      <w:pPr>
+        <w:ind w:left="6480" w:hanging="360"/>
+      </w:pPr>
+      <w:rPr>
+        <w:rFonts w:ascii="Wingdings" w:hAnsi="Wingdings" w:hint="default"/>
+      </w:rPr>
+    </w:lvl>
+  </w:abstractNum>
+  <w:abstractNum w:abstractNumId="4" w15:restartNumberingAfterBreak="0">
+    <w:nsid w:val="230D6E8D"/>
+    <w:multiLevelType w:val="hybridMultilevel"/>
+    <w:tmpl w:val="3F947802"/>
+    <w:lvl w:ilvl="0" w:tplc="04140001">
+      <w:start w:val="1"/>
+      <w:numFmt w:val="bullet"/>
+      <w:lvlText w:val=""/>
+      <w:lvlJc w:val="left"/>
+      <w:pPr>
+        <w:ind w:left="720" w:hanging="360"/>
+      </w:pPr>
+      <w:rPr>
+        <w:rFonts w:ascii="Symbol" w:hAnsi="Symbol" w:hint="default"/>
+      </w:rPr>
+    </w:lvl>
+    <w:lvl w:ilvl="1" w:tplc="04140003" w:tentative="1">
+      <w:start w:val="1"/>
+      <w:numFmt w:val="bullet"/>
+      <w:lvlText w:val="o"/>
+      <w:lvlJc w:val="left"/>
+      <w:pPr>
+        <w:ind w:left="1440" w:hanging="360"/>
+      </w:pPr>
+      <w:rPr>
+        <w:rFonts w:ascii="Courier New" w:hAnsi="Courier New" w:cs="Courier New" w:hint="default"/>
+      </w:rPr>
+    </w:lvl>
+    <w:lvl w:ilvl="2" w:tplc="04140005" w:tentative="1">
+      <w:start w:val="1"/>
+      <w:numFmt w:val="bullet"/>
+      <w:lvlText w:val=""/>
+      <w:lvlJc w:val="left"/>
+      <w:pPr>
+        <w:ind w:left="2160" w:hanging="360"/>
+      </w:pPr>
+      <w:rPr>
+        <w:rFonts w:ascii="Wingdings" w:hAnsi="Wingdings" w:hint="default"/>
+      </w:rPr>
+    </w:lvl>
+    <w:lvl w:ilvl="3" w:tplc="04140001" w:tentative="1">
+      <w:start w:val="1"/>
+      <w:numFmt w:val="bullet"/>
+      <w:lvlText w:val=""/>
+      <w:lvlJc w:val="left"/>
+      <w:pPr>
+        <w:ind w:left="2880" w:hanging="360"/>
+      </w:pPr>
+      <w:rPr>
+        <w:rFonts w:ascii="Symbol" w:hAnsi="Symbol" w:hint="default"/>
+      </w:rPr>
+    </w:lvl>
+    <w:lvl w:ilvl="4" w:tplc="04140003" w:tentative="1">
+      <w:start w:val="1"/>
+      <w:numFmt w:val="bullet"/>
+      <w:lvlText w:val="o"/>
+      <w:lvlJc w:val="left"/>
+      <w:pPr>
+        <w:ind w:left="3600" w:hanging="360"/>
+      </w:pPr>
+      <w:rPr>
+        <w:rFonts w:ascii="Courier New" w:hAnsi="Courier New" w:cs="Courier New" w:hint="default"/>
+      </w:rPr>
+    </w:lvl>
+    <w:lvl w:ilvl="5" w:tplc="04140005" w:tentative="1">
+      <w:start w:val="1"/>
+      <w:numFmt w:val="bullet"/>
+      <w:lvlText w:val=""/>
+      <w:lvlJc w:val="left"/>
+      <w:pPr>
+        <w:ind w:left="4320" w:hanging="360"/>
+      </w:pPr>
+      <w:rPr>
+        <w:rFonts w:ascii="Wingdings" w:hAnsi="Wingdings" w:hint="default"/>
+      </w:rPr>
+    </w:lvl>
+    <w:lvl w:ilvl="6" w:tplc="04140001" w:tentative="1">
+      <w:start w:val="1"/>
+      <w:numFmt w:val="bullet"/>
+      <w:lvlText w:val=""/>
+      <w:lvlJc w:val="left"/>
+      <w:pPr>
+        <w:ind w:left="5040" w:hanging="360"/>
+      </w:pPr>
+      <w:rPr>
+        <w:rFonts w:ascii="Symbol" w:hAnsi="Symbol" w:hint="default"/>
+      </w:rPr>
+    </w:lvl>
+    <w:lvl w:ilvl="7" w:tplc="04140003" w:tentative="1">
+      <w:start w:val="1"/>
+      <w:numFmt w:val="bullet"/>
+      <w:lvlText w:val="o"/>
+      <w:lvlJc w:val="left"/>
+      <w:pPr>
+        <w:ind w:left="5760" w:hanging="360"/>
+      </w:pPr>
+      <w:rPr>
+        <w:rFonts w:ascii="Courier New" w:hAnsi="Courier New" w:cs="Courier New" w:hint="default"/>
+      </w:rPr>
+    </w:lvl>
+    <w:lvl w:ilvl="8" w:tplc="04140005" w:tentative="1">
+      <w:start w:val="1"/>
+      <w:numFmt w:val="bullet"/>
+      <w:lvlText w:val=""/>
+      <w:lvlJc w:val="left"/>
+      <w:pPr>
+        <w:ind w:left="6480" w:hanging="360"/>
+      </w:pPr>
+      <w:rPr>
+        <w:rFonts w:ascii="Wingdings" w:hAnsi="Wingdings" w:hint="default"/>
+      </w:rPr>
+    </w:lvl>
+  </w:abstractNum>
+  <w:abstractNum w:abstractNumId="5" w15:restartNumberingAfterBreak="0">
     <w:nsid w:val="2EBA5508"/>
     <w:multiLevelType w:val="hybridMultilevel"/>
     <w:tmpl w:val="AFD89BFA"/>
+    <w:lvl w:ilvl="0" w:tplc="04140001">
+      <w:start w:val="1"/>
+      <w:numFmt w:val="bullet"/>
+      <w:lvlText w:val=""/>
+      <w:lvlJc w:val="left"/>
+      <w:pPr>
+        <w:ind w:left="720" w:hanging="360"/>
+      </w:pPr>
+      <w:rPr>
+        <w:rFonts w:ascii="Symbol" w:hAnsi="Symbol" w:hint="default"/>
+      </w:rPr>
+    </w:lvl>
+    <w:lvl w:ilvl="1" w:tplc="04140003" w:tentative="1">
+      <w:start w:val="1"/>
+      <w:numFmt w:val="bullet"/>
+      <w:lvlText w:val="o"/>
+      <w:lvlJc w:val="left"/>
+      <w:pPr>
+        <w:ind w:left="1440" w:hanging="360"/>
+      </w:pPr>
+      <w:rPr>
+        <w:rFonts w:ascii="Courier New" w:hAnsi="Courier New" w:cs="Courier New" w:hint="default"/>
+      </w:rPr>
+    </w:lvl>
+    <w:lvl w:ilvl="2" w:tplc="04140005" w:tentative="1">
+      <w:start w:val="1"/>
+      <w:numFmt w:val="bullet"/>
+      <w:lvlText w:val=""/>
+      <w:lvlJc w:val="left"/>
+      <w:pPr>
+        <w:ind w:left="2160" w:hanging="360"/>
+      </w:pPr>
+      <w:rPr>
+        <w:rFonts w:ascii="Wingdings" w:hAnsi="Wingdings" w:hint="default"/>
+      </w:rPr>
+    </w:lvl>
+    <w:lvl w:ilvl="3" w:tplc="04140001" w:tentative="1">
+      <w:start w:val="1"/>
+      <w:numFmt w:val="bullet"/>
+      <w:lvlText w:val=""/>
+      <w:lvlJc w:val="left"/>
+      <w:pPr>
+        <w:ind w:left="2880" w:hanging="360"/>
+      </w:pPr>
+      <w:rPr>
+        <w:rFonts w:ascii="Symbol" w:hAnsi="Symbol" w:hint="default"/>
+      </w:rPr>
+    </w:lvl>
+    <w:lvl w:ilvl="4" w:tplc="04140003" w:tentative="1">
+      <w:start w:val="1"/>
+      <w:numFmt w:val="bullet"/>
+      <w:lvlText w:val="o"/>
+      <w:lvlJc w:val="left"/>
+      <w:pPr>
+        <w:ind w:left="3600" w:hanging="360"/>
+      </w:pPr>
+      <w:rPr>
+        <w:rFonts w:ascii="Courier New" w:hAnsi="Courier New" w:cs="Courier New" w:hint="default"/>
+      </w:rPr>
+    </w:lvl>
+    <w:lvl w:ilvl="5" w:tplc="04140005" w:tentative="1">
+      <w:start w:val="1"/>
+      <w:numFmt w:val="bullet"/>
+      <w:lvlText w:val=""/>
+      <w:lvlJc w:val="left"/>
+      <w:pPr>
+        <w:ind w:left="4320" w:hanging="360"/>
+      </w:pPr>
+      <w:rPr>
+        <w:rFonts w:ascii="Wingdings" w:hAnsi="Wingdings" w:hint="default"/>
+      </w:rPr>
+    </w:lvl>
+    <w:lvl w:ilvl="6" w:tplc="04140001" w:tentative="1">
+      <w:start w:val="1"/>
+      <w:numFmt w:val="bullet"/>
+      <w:lvlText w:val=""/>
+      <w:lvlJc w:val="left"/>
+      <w:pPr>
+        <w:ind w:left="5040" w:hanging="360"/>
+      </w:pPr>
+      <w:rPr>
+        <w:rFonts w:ascii="Symbol" w:hAnsi="Symbol" w:hint="default"/>
+      </w:rPr>
+    </w:lvl>
+    <w:lvl w:ilvl="7" w:tplc="04140003" w:tentative="1">
+      <w:start w:val="1"/>
+      <w:numFmt w:val="bullet"/>
+      <w:lvlText w:val="o"/>
+      <w:lvlJc w:val="left"/>
+      <w:pPr>
+        <w:ind w:left="5760" w:hanging="360"/>
+      </w:pPr>
+      <w:rPr>
+        <w:rFonts w:ascii="Courier New" w:hAnsi="Courier New" w:cs="Courier New" w:hint="default"/>
+      </w:rPr>
+    </w:lvl>
+    <w:lvl w:ilvl="8" w:tplc="04140005" w:tentative="1">
+      <w:start w:val="1"/>
+      <w:numFmt w:val="bullet"/>
+      <w:lvlText w:val=""/>
+      <w:lvlJc w:val="left"/>
+      <w:pPr>
+        <w:ind w:left="6480" w:hanging="360"/>
+      </w:pPr>
+      <w:rPr>
+        <w:rFonts w:ascii="Wingdings" w:hAnsi="Wingdings" w:hint="default"/>
+      </w:rPr>
+    </w:lvl>
+  </w:abstractNum>
+  <w:abstractNum w:abstractNumId="6" w15:restartNumberingAfterBreak="0">
+    <w:nsid w:val="3D8D781A"/>
+    <w:multiLevelType w:val="hybridMultilevel"/>
+    <w:tmpl w:val="469418FA"/>
+    <w:lvl w:ilvl="0" w:tplc="04140001">
+      <w:start w:val="1"/>
+      <w:numFmt w:val="bullet"/>
+      <w:lvlText w:val=""/>
+      <w:lvlJc w:val="left"/>
+      <w:pPr>
+        <w:ind w:left="720" w:hanging="360"/>
+      </w:pPr>
+      <w:rPr>
+        <w:rFonts w:ascii="Symbol" w:hAnsi="Symbol" w:hint="default"/>
+      </w:rPr>
+    </w:lvl>
+    <w:lvl w:ilvl="1" w:tplc="04140003" w:tentative="1">
+      <w:start w:val="1"/>
+      <w:numFmt w:val="bullet"/>
+      <w:lvlText w:val="o"/>
+      <w:lvlJc w:val="left"/>
+      <w:pPr>
+        <w:ind w:left="1440" w:hanging="360"/>
+      </w:pPr>
+      <w:rPr>
+        <w:rFonts w:ascii="Courier New" w:hAnsi="Courier New" w:cs="Courier New" w:hint="default"/>
+      </w:rPr>
+    </w:lvl>
+    <w:lvl w:ilvl="2" w:tplc="04140005" w:tentative="1">
+      <w:start w:val="1"/>
+      <w:numFmt w:val="bullet"/>
+      <w:lvlText w:val=""/>
+      <w:lvlJc w:val="left"/>
+      <w:pPr>
+        <w:ind w:left="2160" w:hanging="360"/>
+      </w:pPr>
+      <w:rPr>
+        <w:rFonts w:ascii="Wingdings" w:hAnsi="Wingdings" w:hint="default"/>
+      </w:rPr>
+    </w:lvl>
+    <w:lvl w:ilvl="3" w:tplc="04140001" w:tentative="1">
+      <w:start w:val="1"/>
+      <w:numFmt w:val="bullet"/>
+      <w:lvlText w:val=""/>
+      <w:lvlJc w:val="left"/>
+      <w:pPr>
+        <w:ind w:left="2880" w:hanging="360"/>
+      </w:pPr>
+      <w:rPr>
+        <w:rFonts w:ascii="Symbol" w:hAnsi="Symbol" w:hint="default"/>
+      </w:rPr>
+    </w:lvl>
+    <w:lvl w:ilvl="4" w:tplc="04140003" w:tentative="1">
+      <w:start w:val="1"/>
+      <w:numFmt w:val="bullet"/>
+      <w:lvlText w:val="o"/>
+      <w:lvlJc w:val="left"/>
+      <w:pPr>
+        <w:ind w:left="3600" w:hanging="360"/>
+      </w:pPr>
+      <w:rPr>
+        <w:rFonts w:ascii="Courier New" w:hAnsi="Courier New" w:cs="Courier New" w:hint="default"/>
+      </w:rPr>
+    </w:lvl>
+    <w:lvl w:ilvl="5" w:tplc="04140005" w:tentative="1">
+      <w:start w:val="1"/>
+      <w:numFmt w:val="bullet"/>
+      <w:lvlText w:val=""/>
+      <w:lvlJc w:val="left"/>
+      <w:pPr>
+        <w:ind w:left="4320" w:hanging="360"/>
+      </w:pPr>
+      <w:rPr>
+        <w:rFonts w:ascii="Wingdings" w:hAnsi="Wingdings" w:hint="default"/>
+      </w:rPr>
+    </w:lvl>
+    <w:lvl w:ilvl="6" w:tplc="04140001" w:tentative="1">
+      <w:start w:val="1"/>
+      <w:numFmt w:val="bullet"/>
+      <w:lvlText w:val=""/>
+      <w:lvlJc w:val="left"/>
+      <w:pPr>
+        <w:ind w:left="5040" w:hanging="360"/>
+      </w:pPr>
+      <w:rPr>
+        <w:rFonts w:ascii="Symbol" w:hAnsi="Symbol" w:hint="default"/>
+      </w:rPr>
+    </w:lvl>
+    <w:lvl w:ilvl="7" w:tplc="04140003" w:tentative="1">
+      <w:start w:val="1"/>
+      <w:numFmt w:val="bullet"/>
+      <w:lvlText w:val="o"/>
+      <w:lvlJc w:val="left"/>
+      <w:pPr>
+        <w:ind w:left="5760" w:hanging="360"/>
+      </w:pPr>
+      <w:rPr>
+        <w:rFonts w:ascii="Courier New" w:hAnsi="Courier New" w:cs="Courier New" w:hint="default"/>
+      </w:rPr>
+    </w:lvl>
+    <w:lvl w:ilvl="8" w:tplc="04140005" w:tentative="1">
+      <w:start w:val="1"/>
+      <w:numFmt w:val="bullet"/>
+      <w:lvlText w:val=""/>
+      <w:lvlJc w:val="left"/>
+      <w:pPr>
+        <w:ind w:left="6480" w:hanging="360"/>
+      </w:pPr>
+      <w:rPr>
+        <w:rFonts w:ascii="Wingdings" w:hAnsi="Wingdings" w:hint="default"/>
+      </w:rPr>
+    </w:lvl>
+  </w:abstractNum>
+  <w:abstractNum w:abstractNumId="7" w15:restartNumberingAfterBreak="0">
+    <w:nsid w:val="516D1C5B"/>
+    <w:multiLevelType w:val="hybridMultilevel"/>
+    <w:tmpl w:val="A3DEFD52"/>
+    <w:lvl w:ilvl="0" w:tplc="04140001">
+      <w:start w:val="1"/>
+      <w:numFmt w:val="bullet"/>
+      <w:lvlText w:val=""/>
+      <w:lvlJc w:val="left"/>
+      <w:pPr>
+        <w:ind w:left="720" w:hanging="360"/>
+      </w:pPr>
+      <w:rPr>
+        <w:rFonts w:ascii="Symbol" w:hAnsi="Symbol" w:hint="default"/>
+      </w:rPr>
+    </w:lvl>
+    <w:lvl w:ilvl="1" w:tplc="04140003" w:tentative="1">
+      <w:start w:val="1"/>
+      <w:numFmt w:val="bullet"/>
+      <w:lvlText w:val="o"/>
+      <w:lvlJc w:val="left"/>
+      <w:pPr>
+        <w:ind w:left="1440" w:hanging="360"/>
+      </w:pPr>
+      <w:rPr>
+        <w:rFonts w:ascii="Courier New" w:hAnsi="Courier New" w:cs="Courier New" w:hint="default"/>
+      </w:rPr>
+    </w:lvl>
+    <w:lvl w:ilvl="2" w:tplc="04140005" w:tentative="1">
+      <w:start w:val="1"/>
+      <w:numFmt w:val="bullet"/>
+      <w:lvlText w:val=""/>
+      <w:lvlJc w:val="left"/>
+      <w:pPr>
+        <w:ind w:left="2160" w:hanging="360"/>
+      </w:pPr>
+      <w:rPr>
+        <w:rFonts w:ascii="Wingdings" w:hAnsi="Wingdings" w:hint="default"/>
+      </w:rPr>
+    </w:lvl>
+    <w:lvl w:ilvl="3" w:tplc="04140001" w:tentative="1">
+      <w:start w:val="1"/>
+      <w:numFmt w:val="bullet"/>
+      <w:lvlText w:val=""/>
+      <w:lvlJc w:val="left"/>
+      <w:pPr>
+        <w:ind w:left="2880" w:hanging="360"/>
+      </w:pPr>
+      <w:rPr>
+        <w:rFonts w:ascii="Symbol" w:hAnsi="Symbol" w:hint="default"/>
+      </w:rPr>
+    </w:lvl>
+    <w:lvl w:ilvl="4" w:tplc="04140003" w:tentative="1">
+      <w:start w:val="1"/>
+      <w:numFmt w:val="bullet"/>
+      <w:lvlText w:val="o"/>
+      <w:lvlJc w:val="left"/>
+      <w:pPr>
+        <w:ind w:left="3600" w:hanging="360"/>
+      </w:pPr>
+      <w:rPr>
+        <w:rFonts w:ascii="Courier New" w:hAnsi="Courier New" w:cs="Courier New" w:hint="default"/>
+      </w:rPr>
+    </w:lvl>
+    <w:lvl w:ilvl="5" w:tplc="04140005" w:tentative="1">
+      <w:start w:val="1"/>
+      <w:numFmt w:val="bullet"/>
+      <w:lvlText w:val=""/>
+      <w:lvlJc w:val="left"/>
+      <w:pPr>
+        <w:ind w:left="4320" w:hanging="360"/>
+      </w:pPr>
+      <w:rPr>
+        <w:rFonts w:ascii="Wingdings" w:hAnsi="Wingdings" w:hint="default"/>
+      </w:rPr>
+    </w:lvl>
+    <w:lvl w:ilvl="6" w:tplc="04140001" w:tentative="1">
+      <w:start w:val="1"/>
+      <w:numFmt w:val="bullet"/>
+      <w:lvlText w:val=""/>
+      <w:lvlJc w:val="left"/>
+      <w:pPr>
+        <w:ind w:left="5040" w:hanging="360"/>
+      </w:pPr>
+      <w:rPr>
+        <w:rFonts w:ascii="Symbol" w:hAnsi="Symbol" w:hint="default"/>
+      </w:rPr>
+    </w:lvl>
+    <w:lvl w:ilvl="7" w:tplc="04140003" w:tentative="1">
+      <w:start w:val="1"/>
+      <w:numFmt w:val="bullet"/>
+      <w:lvlText w:val="o"/>
+      <w:lvlJc w:val="left"/>
+      <w:pPr>
+        <w:ind w:left="5760" w:hanging="360"/>
+      </w:pPr>
+      <w:rPr>
+        <w:rFonts w:ascii="Courier New" w:hAnsi="Courier New" w:cs="Courier New" w:hint="default"/>
+      </w:rPr>
+    </w:lvl>
+    <w:lvl w:ilvl="8" w:tplc="04140005" w:tentative="1">
+      <w:start w:val="1"/>
+      <w:numFmt w:val="bullet"/>
+      <w:lvlText w:val=""/>
+      <w:lvlJc w:val="left"/>
+      <w:pPr>
+        <w:ind w:left="6480" w:hanging="360"/>
+      </w:pPr>
+      <w:rPr>
+        <w:rFonts w:ascii="Wingdings" w:hAnsi="Wingdings" w:hint="default"/>
+      </w:rPr>
+    </w:lvl>
+  </w:abstractNum>
+  <w:abstractNum w:abstractNumId="8" w15:restartNumberingAfterBreak="0">
+    <w:nsid w:val="69094DA4"/>
+    <w:multiLevelType w:val="hybridMultilevel"/>
+    <w:tmpl w:val="EF680ED2"/>
     <w:lvl w:ilvl="0" w:tplc="04140001">
       <w:start w:val="1"/>
       <w:numFmt w:val="bullet"/>
@@ -881,13 +1674,28 @@
     <w:abstractNumId w:val="1"/>
   </w:num>
   <w:num w:numId="2" w16cid:durableId="1316304506">
-    <w:abstractNumId w:val="3"/>
+    <w:abstractNumId w:val="5"/>
   </w:num>
   <w:num w:numId="3" w16cid:durableId="1531338854">
     <w:abstractNumId w:val="0"/>
   </w:num>
   <w:num w:numId="4" w16cid:durableId="1129979032">
     <w:abstractNumId w:val="2"/>
+  </w:num>
+  <w:num w:numId="5" w16cid:durableId="1998655532">
+    <w:abstractNumId w:val="3"/>
+  </w:num>
+  <w:num w:numId="6" w16cid:durableId="1127894348">
+    <w:abstractNumId w:val="4"/>
+  </w:num>
+  <w:num w:numId="7" w16cid:durableId="1926258752">
+    <w:abstractNumId w:val="7"/>
+  </w:num>
+  <w:num w:numId="8" w16cid:durableId="911230941">
+    <w:abstractNumId w:val="6"/>
+  </w:num>
+  <w:num w:numId="9" w16cid:durableId="1550845160">
+    <w:abstractNumId w:val="8"/>
   </w:num>
 </w:numbering>
 </file>
